--- a/Draft-TA.docx
+++ b/Draft-TA.docx
@@ -20,7 +20,7 @@
           <w:sz w:val="24"/>
           <w:szCs w:val="24"/>
         </w:rPr>
-        <w:t>PEMODELAN MOBILE GIS SEJARAH HIDUP NABI MUHAMMAD SAW BERBASIS ANDROID</w:t>
+        <w:t>Segmentasi Semantik Biner Area Banjir pada Citra UAV Menggunakan Attention U-Net dan Focal Tversky Loss</w:t>
       </w:r>
     </w:p>
     <w:p>
@@ -589,7 +589,7 @@
           <w:sz w:val="24"/>
           <w:szCs w:val="24"/>
         </w:rPr>
-        <w:t xml:space="preserve">. Ketika kelas yang ditargetkan hanya mampu menempati </w:t>
+        <w:t xml:space="preserve">. Ketika kelas yang ditargetkan hanya menempati </w:t>
       </w:r>
       <w:r>
         <w:rPr>
@@ -603,7 +603,21 @@
           <w:sz w:val="24"/>
           <w:szCs w:val="24"/>
         </w:rPr>
-        <w:t>ebagian kecil piksel, model lebih memprioritaskan untuk kelas yang memiliki skala lebih besar sehingga kemampuan untuk mendeteksi piksel target (</w:t>
+        <w:t>ebagian kecil piksel, model lebih memprioritaskan</w:t>
+      </w:r>
+      <w:r>
+        <w:rPr>
+          <w:sz w:val="24"/>
+          <w:szCs w:val="24"/>
+        </w:rPr>
+        <w:t xml:space="preserve"> </w:t>
+      </w:r>
+      <w:r>
+        <w:rPr>
+          <w:sz w:val="24"/>
+          <w:szCs w:val="24"/>
+        </w:rPr>
+        <w:t>kelas yang memiliki skala lebih besar sehingga kemampuan untuk mendeteksi piksel target (</w:t>
       </w:r>
       <w:r>
         <w:rPr>
@@ -794,7 +808,14 @@
           <w:sz w:val="24"/>
           <w:szCs w:val="24"/>
         </w:rPr>
-        <w:t>bukti nyata dari topik ini; piksel banjir umumnya minoritas, batasnya kompleks, dan area tergenang yang tidak dapat terdeteksi dapat menimbulkan r</w:t>
+        <w:t>contoh nyata dari persoalan ini</w:t>
+      </w:r>
+      <w:r>
+        <w:rPr>
+          <w:sz w:val="24"/>
+          <w:szCs w:val="24"/>
+        </w:rPr>
+        <w:t>; piksel banjir umumnya minoritas, batasnya kompleks, dan area tergenang yang tidak dapat terdeteksi dapat menimbulkan r</w:t>
       </w:r>
       <w:r>
         <w:rPr>
@@ -858,7 +879,67 @@
           <w:sz w:val="24"/>
           <w:szCs w:val="24"/>
         </w:rPr>
-        <w:t xml:space="preserve">Mencapai recall yang tinggi pada kelas masalah ini tidak mudah. Ketidakseimbangan kelas menekan kemampuan model mendeteksi piksel minoritas, sementara batas objek, khususnya pada citra air, sulit dipisahkan dari latar karena variasi tekstur, bayangan, vegetasi, dan bangunan. Di sisi lain, fungsi loss konvensional seperti cross-entropy memperlakukan false positive dan false </w:t>
+        <w:t xml:space="preserve">Mencapai </w:t>
+      </w:r>
+      <w:r>
+        <w:rPr>
+          <w:i/>
+          <w:iCs/>
+          <w:sz w:val="24"/>
+          <w:szCs w:val="24"/>
+        </w:rPr>
+        <w:t>recall</w:t>
+      </w:r>
+      <w:r>
+        <w:rPr>
+          <w:sz w:val="24"/>
+          <w:szCs w:val="24"/>
+        </w:rPr>
+        <w:t xml:space="preserve"> yang tinggi pada </w:t>
+      </w:r>
+      <w:r>
+        <w:rPr>
+          <w:sz w:val="24"/>
+          <w:szCs w:val="24"/>
+        </w:rPr>
+        <w:t xml:space="preserve">permasalahan </w:t>
+      </w:r>
+      <w:r>
+        <w:rPr>
+          <w:sz w:val="24"/>
+          <w:szCs w:val="24"/>
+        </w:rPr>
+        <w:t xml:space="preserve">ini tidak mudah. Ketidakseimbangan kelas menekan kemampuan model mendeteksi piksel minoritas, sementara batas objek, khususnya pada </w:t>
+      </w:r>
+      <w:r>
+        <w:rPr>
+          <w:sz w:val="24"/>
+          <w:szCs w:val="24"/>
+        </w:rPr>
+        <w:t>objek</w:t>
+      </w:r>
+      <w:r>
+        <w:rPr>
+          <w:sz w:val="24"/>
+          <w:szCs w:val="24"/>
+        </w:rPr>
+        <w:t xml:space="preserve"> air, sulit dipisahkan dari latar karena variasi tekstur, bayangan, vegetasi, dan bangunan. Di sisi lain, fungsi loss konvensional seperti </w:t>
+      </w:r>
+      <w:r>
+        <w:rPr>
+          <w:i/>
+          <w:iCs/>
+          <w:sz w:val="24"/>
+          <w:szCs w:val="24"/>
+        </w:rPr>
+        <w:t>cross-entropy</w:t>
+      </w:r>
+      <w:r>
+        <w:rPr>
+          <w:sz w:val="24"/>
+          <w:szCs w:val="24"/>
+        </w:rPr>
+        <w:t xml:space="preserve"> </w:t>
       </w:r>
       <w:r>
         <w:rPr>
@@ -866,7 +947,39 @@
           <w:szCs w:val="24"/>
         </w:rPr>
         <w:lastRenderedPageBreak/>
-        <w:t>negative secara setara dan tidak dirancang untuk mengutamakan recall, sehingga kurang cocok untuk aplikasi dengan biaya false negative tinggi seperti dijelaskan sebelumnya.</w:t>
+        <w:t xml:space="preserve">memperlakukan </w:t>
+      </w:r>
+      <w:r>
+        <w:rPr>
+          <w:i/>
+          <w:iCs/>
+          <w:sz w:val="24"/>
+          <w:szCs w:val="24"/>
+        </w:rPr>
+        <w:t>false positive</w:t>
+      </w:r>
+      <w:r>
+        <w:rPr>
+          <w:sz w:val="24"/>
+          <w:szCs w:val="24"/>
+        </w:rPr>
+        <w:t xml:space="preserve"> dan false negative secara setara dan tidak dirancang untuk mengutamakan </w:t>
+      </w:r>
+      <w:r>
+        <w:rPr>
+          <w:i/>
+          <w:iCs/>
+          <w:sz w:val="24"/>
+          <w:szCs w:val="24"/>
+        </w:rPr>
+        <w:t>recall</w:t>
+      </w:r>
+      <w:r>
+        <w:rPr>
+          <w:sz w:val="24"/>
+          <w:szCs w:val="24"/>
+        </w:rPr>
+        <w:t>, sehingga kurang cocok untuk aplikasi dengan biaya false negative tinggi seperti dijelaskan sebelumnya.</w:t>
       </w:r>
     </w:p>
     <w:p>
@@ -893,7 +1006,21 @@
           <w:sz w:val="24"/>
           <w:szCs w:val="24"/>
         </w:rPr>
-        <w:t>Dari sisi arsitektur, deep learning, khususnya U-Net dan variannya, telah memajukan segmentasi semantik. U-Net memperkenalkan struktur encoder-decoder dengan skip connection. Arsitektur ini kemudian diperkuat backbone residual seperti ResNet, yang memungkinkan ekstraksi fitur lebih dalam dan transfer learning dari ImageNet. Attention U-Net menambahkan attention gate pada setiap skip connection untuk menyaring fitur latar yang tidak relevan, sehingga model lebih fokus pada objek berbatas kompleks. Meski demikian, peningkatan arsitektur saja belum menjawab kebutuhan prioritas recall yang bersumber dari asimetri biaya kesalahan.</w:t>
+        <w:t xml:space="preserve">Dari sisi arsitektur, deep learning, khususnya U-Net dan variannya, telah memajukan segmentasi semantik. U-Net memperkenalkan struktur encoder-decoder dengan skip connection. Arsitektur ini kemudian diperkuat </w:t>
+      </w:r>
+      <w:r>
+        <w:rPr>
+          <w:sz w:val="24"/>
+          <w:szCs w:val="24"/>
+        </w:rPr>
+        <w:t xml:space="preserve">dengan </w:t>
+      </w:r>
+      <w:r>
+        <w:rPr>
+          <w:sz w:val="24"/>
+          <w:szCs w:val="24"/>
+        </w:rPr>
+        <w:t>backbone residual seperti ResNet, yang memungkinkan ekstraksi fitur lebih dalam dan transfer learning dari ImageNet. Attention U-Net menambahkan attention gate pada setiap skip connection untuk menyaring fitur latar yang tidak relevan, sehingga model lebih fokus pada objek berbatas kompleks. Meski demikian, peningkatan arsitektur saja belum menjawab kebutuhan prioritas recall yang bersumber dari asimetri biaya kesalahan.</w:t>
       </w:r>
     </w:p>
     <w:p>
@@ -920,7 +1047,21 @@
           <w:sz w:val="24"/>
           <w:szCs w:val="24"/>
         </w:rPr>
-        <w:t>Kebutuhan prioritas recall justru lebih tepat dijawab dari sisi fungsi loss. Tversky Loss memperkenalkan pembobotan asimetris antara false positive dan false negative, dan Focal Tversky Loss (FTL) menambahkan modulator fokus untuk menekankan piksel sulit. Dengan menyetel bobotnya, FTL dapat secara desain mengarahkan model untuk mengutamakan recall. Namun, dua celah masih terbuka. Pertama, integrasi FTL berorientasi recall dengan Attention U-Net berbasis backbone terlatih untuk segmentasi biner masih jarang dieksplorasi secara khusus. Kedua, banyak studi melaporkan hasil dari satu kali pelatihan (single-run), padahal variabilitas akibat inisialisasi acak dapat menyesatkan; evaluasi multi-seed yang menjamin reproducibility masih kurang diterapkan.</w:t>
+        <w:t xml:space="preserve">Kebutuhan prioritas recall justru lebih tepat dijawab dari sisi fungsi loss. Tversky Loss memperkenalkan pembobotan asimetris antara false positive dan false negative, dan Focal Tversky Loss (FTL) menambahkan modulator fokus untuk menekankan piksel sulit. Dengan menyetel bobotnya, FTL secara desain </w:t>
+      </w:r>
+      <w:r>
+        <w:rPr>
+          <w:sz w:val="24"/>
+          <w:szCs w:val="24"/>
+        </w:rPr>
+        <w:t xml:space="preserve">dapat </w:t>
+      </w:r>
+      <w:r>
+        <w:rPr>
+          <w:sz w:val="24"/>
+          <w:szCs w:val="24"/>
+        </w:rPr>
+        <w:t>mengarahkan model untuk mengutamakan recall. Namun, dua celah masih terbuka. Pertama, integrasi FTL berorientasi recall dengan Attention U-Net berbasis backbone terlatih untuk segmentasi biner masih jarang dieksplorasi secara khusus. Kedua, banyak studi melaporkan hasil dari satu kali pelatihan (single-run), padahal variabilitas akibat inisialisasi acak dapat menyesatkan; evaluasi multi-seed yang menjamin reproducibility masih kurang diterapkan.</w:t>
       </w:r>
     </w:p>
     <w:p>
@@ -954,7 +1095,28 @@
           <w:sz w:val="24"/>
           <w:szCs w:val="24"/>
         </w:rPr>
-        <w:t xml:space="preserve"> pada penelitian ini berfokus pada aspek metodologis, yaitu perancangan dan validasi pendekatan segmentasi semantic biner yang mengutamakan hasil </w:t>
+        <w:t xml:space="preserve"> penelitian ini berfokus pada aspek metodologis, yaitu perancangan dan validasi pendekatan segmentasi semanti</w:t>
+      </w:r>
+      <w:r>
+        <w:rPr>
+          <w:sz w:val="24"/>
+          <w:szCs w:val="24"/>
+        </w:rPr>
+        <w:t>k</w:t>
+      </w:r>
+      <w:r>
+        <w:rPr>
+          <w:sz w:val="24"/>
+          <w:szCs w:val="24"/>
+        </w:rPr>
+        <w:t xml:space="preserve"> biner yang </w:t>
+      </w:r>
+      <w:r>
+        <w:rPr>
+          <w:sz w:val="24"/>
+          <w:szCs w:val="24"/>
+        </w:rPr>
+        <w:t xml:space="preserve">mengutamakan </w:t>
       </w:r>
       <w:r>
         <w:rPr>
@@ -977,14 +1139,7 @@
           <w:sz w:val="24"/>
           <w:szCs w:val="24"/>
         </w:rPr>
-        <w:t xml:space="preserve">melalui studi </w:t>
-      </w:r>
-      <w:r>
-        <w:rPr>
-          <w:sz w:val="24"/>
-          <w:szCs w:val="24"/>
-        </w:rPr>
-        <w:t xml:space="preserve">kasus deteksi banjir UAV. Pendekatan yang diajukan ini menggabungkan </w:t>
+        <w:t xml:space="preserve">melalui studi kasus deteksi banjir UAV. Pendekatan yang diajukan ini menggabungkan </w:t>
       </w:r>
       <w:r>
         <w:rPr>
@@ -1018,7 +1173,7 @@
           <w:sz w:val="24"/>
           <w:szCs w:val="24"/>
         </w:rPr>
-        <w:t xml:space="preserve">,  </w:t>
+        <w:t xml:space="preserve">, </w:t>
       </w:r>
       <w:r>
         <w:rPr>
@@ -1107,7 +1262,21 @@
           <w:sz w:val="24"/>
           <w:szCs w:val="24"/>
         </w:rPr>
-        <w:t xml:space="preserve"> Melalui integrasi komponen tersebut, penelitian ini berkontribusi dalam 4 aspek utama, yaitu: (1) menggabungkan </w:t>
+        <w:t xml:space="preserve"> Melalui integrasi komponen tersebut, penelitian ini berkontribusi dalam </w:t>
+      </w:r>
+      <w:r>
+        <w:rPr>
+          <w:sz w:val="24"/>
+          <w:szCs w:val="24"/>
+        </w:rPr>
+        <w:t>empat</w:t>
+      </w:r>
+      <w:r>
+        <w:rPr>
+          <w:sz w:val="24"/>
+          <w:szCs w:val="24"/>
+        </w:rPr>
+        <w:t xml:space="preserve"> aspek utama, yaitu: (1) menggabungkan </w:t>
       </w:r>
       <w:r>
         <w:rPr>
@@ -1203,7 +1372,23 @@
           <w:sz w:val="24"/>
           <w:szCs w:val="24"/>
         </w:rPr>
-        <w:t xml:space="preserve"> 2x2 dengan tujuan mengisolasi peran pada setiap komponen; (3) memastikan kemampuan model melalui evaluasi </w:t>
+        <w:t xml:space="preserve"> </w:t>
+      </w:r>
+      <w:r>
+        <w:rPr>
+          <w:b/>
+          <w:bCs/>
+          <w:sz w:val="24"/>
+          <w:szCs w:val="24"/>
+        </w:rPr>
+        <w:t>2×2</w:t>
+      </w:r>
+      <w:r>
+        <w:rPr>
+          <w:sz w:val="24"/>
+          <w:szCs w:val="24"/>
+        </w:rPr>
+        <w:t xml:space="preserve"> dengan tujuan mengisolasi peran pada setiap komponen; (3) memastikan kemampuan model melalui evaluasi </w:t>
       </w:r>
       <w:r>
         <w:rPr>
@@ -1299,7 +1484,7 @@
           <w:sz w:val="24"/>
           <w:szCs w:val="24"/>
         </w:rPr>
-        <w:t>Jelaskan metode yang digunakan, metode penelitian maupun metode pengolahan data, jika terdapat gambar bagan atau sejenisnya gunakan gambar yang dapat di baca dan jelas. Misalnya :</w:t>
+        <w:t>Bagian ini menguraikan data, arsitektur, fungsi loss, prosedur pelatihan, dan skema evaluasi yang digunakan dalam penelitian. Seluruh nilai parameter yang disebutkan bersumber langsung dari kode dan data eksperimen agar dapat direproduksi.</w:t>
       </w:r>
     </w:p>
     <w:p>
@@ -1353,7 +1538,7 @@
           <w:sz w:val="22"/>
           <w:szCs w:val="22"/>
         </w:rPr>
-        <w:t>Untuk mempermudah dalam pengerjaan penelitian ini, maka penulis membuatkan kerangka kerja penelitian seperti pada gambar 3.1 berikut ini.</w:t>
+        <w:t>Penelitian ini disusun sebagai rangkaian tahapan yang berurutan, dimulai dari penyiapan data hingga validasi statistik. Tahap pertama menyiapkan dan memproses Flood Semantic Segmentation Dataset (FSSD) menjadi satu kesatuan citra dan mask biner berukuran seragam, yang menjadi dasar bagi perancangan arsitektur Attention U-Net dengan ResNet50 sebagai backbone. Model tersebut kemudian dilatih dalam dua tahap, yaitu pelatihan dengan encoder dibekukan dan penyempurnaan menyeluruh (fine-tuning). Setelah pelatihan, nilai ambang dioptimasi dan metrik dihitung pada set validasi. Pada tahap akhir, kemampuan model dinilai melalui evaluasi multi-seed dan studi ablasi 2×2. Keseluruhan alur penelitian ditunjukkan pada Gambar 1.</w:t>
       </w:r>
     </w:p>
     <w:p>
@@ -1381,6 +1566,7 @@
           <w:sz w:val="22"/>
           <w:szCs w:val="22"/>
         </w:rPr>
+        <w:lastRenderedPageBreak/>
         <w:drawing>
           <wp:inline distT="0" distB="0" distL="0" distR="0" wp14:anchorId="19EF7492" wp14:editId="1257C734">
             <wp:extent cx="2759529" cy="1926771"/>
@@ -1424,8 +1610,8 @@
         <w:ind w:firstLine="0"/>
         <w:jc w:val="center"/>
         <w:rPr>
-          <w:sz w:val="24"/>
-          <w:szCs w:val="24"/>
+          <w:sz w:val="22"/>
+          <w:szCs w:val="22"/>
         </w:rPr>
       </w:pPr>
       <w:r>
@@ -1442,6 +1628,1272 @@
         <w:spacing w:before="360" w:line="276" w:lineRule="auto"/>
         <w:ind w:left="0" w:firstLine="0"/>
         <w:rPr>
+          <w:i/>
+          <w:iCs/>
+          <w:sz w:val="24"/>
+          <w:szCs w:val="24"/>
+        </w:rPr>
+      </w:pPr>
+      <w:r>
+        <w:rPr>
+          <w:i/>
+          <w:iCs/>
+          <w:sz w:val="24"/>
+          <w:szCs w:val="24"/>
+        </w:rPr>
+        <w:t>Dataset dan Pra-pemrosesan</w:t>
+      </w:r>
+    </w:p>
+    <w:p>
+      <w:pPr>
+        <w:spacing w:line="276" w:lineRule="auto"/>
+        <w:ind w:firstLine="0"/>
+        <w:rPr>
+          <w:sz w:val="22"/>
+          <w:szCs w:val="22"/>
+        </w:rPr>
+      </w:pPr>
+      <w:r>
+        <w:rPr>
+          <w:sz w:val="22"/>
+          <w:szCs w:val="22"/>
+        </w:rPr>
+        <w:t>Tahap pra-pemrosesan diawali dengan menetapkan Flood Semantic Segmentation Dataset (FSSD) sebagai sumber data utama. Dataset ini menyediakan citra udara beserta anotasi area banjir pada tingkat piksel. Data dibagi mengikuti split bawaan dataset, yaitu 600 citra diperuntukkan bagi pelatihan dan 63 citra untuk validasi. Setiap citra masukan kemudian diubah ukurannya menjadi 384×384 piksel menggunakan interpolasi bilinear, sedangkan mask anotasi diproses dengan interpolasi nearest-neighbor agar batas antarkelas tetap tajam. Nilai mask tersebut selanjutnya dikonversi ke bentuk biner melalui ambang 127, sehingga setiap piksel secara tegas bernilai 0 untuk area yang tidak terdampak banjir atau 1 untuk area yang terdampak banjir. Sebelum dimasukkan ke jaringan, citra dinormalisasi selaras dengan skema ResNet50 pra-latih, yang meliputi konversi kanal RGB ke BGR serta pengurangan nilai rata-rata berbasis ImageNet.</w:t>
+      </w:r>
+    </w:p>
+    <w:p>
+      <w:pPr>
+        <w:spacing w:line="276" w:lineRule="auto"/>
+        <w:ind w:firstLine="0"/>
+        <w:rPr>
+          <w:sz w:val="22"/>
+          <w:szCs w:val="22"/>
+        </w:rPr>
+      </w:pPr>
+    </w:p>
+    <w:p>
+      <w:pPr>
+        <w:spacing w:line="276" w:lineRule="auto"/>
+        <w:ind w:firstLine="0"/>
+        <w:rPr>
+          <w:sz w:val="22"/>
+          <w:szCs w:val="22"/>
+        </w:rPr>
+      </w:pPr>
+      <w:r>
+        <w:rPr>
+          <w:sz w:val="22"/>
+          <w:szCs w:val="22"/>
+        </w:rPr>
+        <w:t xml:space="preserve">Untuk memperkaya variasi data pelatihan sekaligus menekan overfitting, augmentasi diterapkan secara eksklusif pada data latih. Augmentasi tersebut mencakup pencerminan horizontal dan vertikal dengan probabilitas masing-masing 0,5, serta rotasi kelipatan 90 derajat yang dilakukan secara acak. Selanjutnya diterapkan teknik pemotongan acak (random crop) dengan fraksi 0,70 hingga 1,0 yang kemudian dikembalikan ke ukuran semula 384×384 piksel, lalu variasi fotometrik ditambahkan melalui pengubahan kecerahan dengan delta maksimum 12 dan penyesuaian kontras dengan faktor 0,9 sampai </w:t>
+      </w:r>
+      <w:r>
+        <w:rPr>
+          <w:sz w:val="22"/>
+          <w:szCs w:val="22"/>
+        </w:rPr>
+        <w:t>1,1. Adapun data validasi dikecualikan dari proses augmentasi dan hanya melalui prosedur normalisasi yang identik dengan data latih.</w:t>
+      </w:r>
+    </w:p>
+    <w:p>
+      <w:pPr>
+        <w:pStyle w:val="Heading3"/>
+        <w:spacing w:before="360" w:line="276" w:lineRule="auto"/>
+        <w:ind w:left="0" w:firstLine="0"/>
+        <w:rPr>
+          <w:i/>
+          <w:iCs/>
+          <w:sz w:val="24"/>
+          <w:szCs w:val="24"/>
+        </w:rPr>
+      </w:pPr>
+      <w:r>
+        <w:rPr>
+          <w:i/>
+          <w:iCs/>
+          <w:sz w:val="24"/>
+          <w:szCs w:val="24"/>
+        </w:rPr>
+        <w:t>Arsitektur Model Usulan</w:t>
+      </w:r>
+    </w:p>
+    <w:p>
+      <w:pPr>
+        <w:spacing w:line="276" w:lineRule="auto"/>
+        <w:ind w:firstLine="0"/>
+        <w:rPr>
+          <w:sz w:val="22"/>
+          <w:szCs w:val="22"/>
+        </w:rPr>
+      </w:pPr>
+      <w:r>
+        <w:rPr>
+          <w:sz w:val="22"/>
+          <w:szCs w:val="22"/>
+        </w:rPr>
+        <w:t xml:space="preserve">Arsitektur yang diajukan dalam penelitian ini menggabungkan Attention U-Net dengan backbone ResNet50. Bagian encoder menggunakan ResNet50 yang telah dilatih sebelumnya (pre-trained) pada ImageNet, dengan lapisan klasifikasi puncak dihilangkan sehingga ekstraksi fitur memanfaatkan representasi hasil transfer learning. Selanjutnya, empat peta fitur perantara (intermediate feature maps) diambil sebagai jalur skip connection, yaitu keluaran dari lapisan </w:t>
+      </w:r>
+      <w:r>
+        <w:rPr>
+          <w:i/>
+          <w:iCs/>
+          <w:sz w:val="22"/>
+          <w:szCs w:val="22"/>
+        </w:rPr>
+        <w:t>conv1_relu, conv2_block3_out, conv3_block4_out,</w:t>
+      </w:r>
+      <w:r>
+        <w:rPr>
+          <w:sz w:val="22"/>
+          <w:szCs w:val="22"/>
+        </w:rPr>
+        <w:t xml:space="preserve"> dan </w:t>
+      </w:r>
+      <w:r>
+        <w:rPr>
+          <w:i/>
+          <w:iCs/>
+          <w:sz w:val="22"/>
+          <w:szCs w:val="22"/>
+        </w:rPr>
+        <w:t>conv4_block6_out.</w:t>
+      </w:r>
+      <w:r>
+        <w:rPr>
+          <w:sz w:val="22"/>
+          <w:szCs w:val="22"/>
+        </w:rPr>
+        <w:t xml:space="preserve"> Adapun keluaran lapisan </w:t>
+      </w:r>
+      <w:r>
+        <w:rPr>
+          <w:i/>
+          <w:iCs/>
+          <w:sz w:val="22"/>
+          <w:szCs w:val="22"/>
+        </w:rPr>
+        <w:t>conv5_block3_out</w:t>
+      </w:r>
+      <w:r>
+        <w:rPr>
+          <w:sz w:val="22"/>
+          <w:szCs w:val="22"/>
+        </w:rPr>
+        <w:t xml:space="preserve"> berperan sebagai bottleneck jaringan.</w:t>
+      </w:r>
+    </w:p>
+    <w:p>
+      <w:pPr>
+        <w:spacing w:line="276" w:lineRule="auto"/>
+        <w:ind w:firstLine="0"/>
+        <w:rPr>
+          <w:sz w:val="22"/>
+          <w:szCs w:val="22"/>
+        </w:rPr>
+      </w:pPr>
+    </w:p>
+    <w:p>
+      <w:pPr>
+        <w:spacing w:line="276" w:lineRule="auto"/>
+        <w:ind w:firstLine="0"/>
+        <w:rPr>
+          <w:sz w:val="22"/>
+          <w:szCs w:val="22"/>
+        </w:rPr>
+      </w:pPr>
+      <w:r>
+        <w:rPr>
+          <w:sz w:val="22"/>
+          <w:szCs w:val="22"/>
+        </w:rPr>
+        <w:t>Rekonstruksi resolusi spasial dilakukan secara bertahap melalui empat blok decoder. Pada setiap blok, peta fitur diperbesar dua kali menggunakan upsampling bilinear, kemudian digabungkan dengan skip connection yang bersesuaian melalui attention gate, lalu diproses oleh dua lapisan konvolusi 3×3 yang masing-masing diikuti batch normalization dan aktivasi ReLU. Pemilihan upsampling bilinear, alih-alih konvolusi transpose, ditujukan untuk menghindari artefak kotak-kotak (checkerboard) pada hasil segmentasi. Setelah blok decoder terakhir, diterapkan satu lapisan upsampling tambahan untuk mengembalikan resolusi ke ukuran 384×384 piksel, yang kemudian diikuti konvolusi 3×3 dengan batch normalization dan ReLU. Sebagai tahap akhir, jaringan menerapkan konvolusi 1×1 dengan aktivasi sigmoid yang menghasilkan peta probabilitas banjir dalam satu kanal.</w:t>
+      </w:r>
+    </w:p>
+    <w:p>
+      <w:pPr>
+        <w:spacing w:line="276" w:lineRule="auto"/>
+        <w:ind w:firstLine="0"/>
+        <w:rPr>
+          <w:sz w:val="22"/>
+          <w:szCs w:val="22"/>
+        </w:rPr>
+      </w:pPr>
+    </w:p>
+    <w:p>
+      <w:pPr>
+        <w:spacing w:line="276" w:lineRule="auto"/>
+        <w:ind w:firstLine="0"/>
+        <w:rPr>
+          <w:sz w:val="22"/>
+          <w:szCs w:val="22"/>
+        </w:rPr>
+      </w:pPr>
+      <w:r>
+        <w:rPr>
+          <w:i/>
+          <w:iCs/>
+          <w:sz w:val="22"/>
+          <w:szCs w:val="22"/>
+        </w:rPr>
+        <w:t>Attention gate</w:t>
+      </w:r>
+      <w:r>
+        <w:rPr>
+          <w:sz w:val="22"/>
+          <w:szCs w:val="22"/>
+        </w:rPr>
+        <w:t xml:space="preserve"> yang digunakan mengikuti skema additive attention [Oktay]. Mekanismenya berlangsung secara bertahap, yaitu fitur skip dan sinyal gating masing-masing diproyeksikan melalui konvolusi 1×1, kemudian dijumlahkan dan diaktivasi dengan ReLU. Selanjutnya, hasil tersebut diproyeksikan kembali melalui konvolusi </w:t>
+      </w:r>
+      <w:r>
+        <w:rPr>
+          <w:sz w:val="22"/>
+          <w:szCs w:val="22"/>
+        </w:rPr>
+        <w:lastRenderedPageBreak/>
+        <w:t>1×1 dengan aktivasi sigmoid untuk membentuk koefisien attention, yang kemudian dikalikan dengan fitur skip. Melalui mekanisme ini, respons pada wilayah latar yang tidak relevan ditekan, sedangkan wilayah objek dengan batas yang kompleks dipertegas. Adapun model yang diajukan secara keseluruhan memiliki sekitar 33 juta parameter, dengan masukan berukuran 384×384×3 dan keluaran 384×384×1.</w:t>
+      </w:r>
+    </w:p>
+    <w:p>
+      <w:pPr>
+        <w:pStyle w:val="Heading3"/>
+        <w:spacing w:before="360" w:line="276" w:lineRule="auto"/>
+        <w:ind w:left="0" w:firstLine="0"/>
+        <w:rPr>
+          <w:i/>
+          <w:iCs/>
+          <w:sz w:val="24"/>
+          <w:szCs w:val="24"/>
+        </w:rPr>
+      </w:pPr>
+      <w:r>
+        <w:rPr>
+          <w:i/>
+          <w:iCs/>
+          <w:sz w:val="24"/>
+          <w:szCs w:val="24"/>
+        </w:rPr>
+        <w:t>Fungsi Loss dan Strategi Pelatihan</w:t>
+      </w:r>
+    </w:p>
+    <w:p>
+      <w:pPr>
+        <w:spacing w:line="276" w:lineRule="auto"/>
+        <w:ind w:firstLine="0"/>
+        <w:rPr>
+          <w:sz w:val="22"/>
+          <w:szCs w:val="22"/>
+        </w:rPr>
+      </w:pPr>
+      <w:r>
+        <w:rPr>
+          <w:sz w:val="22"/>
+          <w:szCs w:val="22"/>
+        </w:rPr>
+        <w:t xml:space="preserve">Pelatihan menggunakan </w:t>
+      </w:r>
+      <w:r>
+        <w:rPr>
+          <w:i/>
+          <w:iCs/>
+          <w:sz w:val="22"/>
+          <w:szCs w:val="22"/>
+        </w:rPr>
+        <w:t>Focal Tversky Loss</w:t>
+      </w:r>
+      <w:r>
+        <w:rPr>
+          <w:sz w:val="22"/>
+          <w:szCs w:val="22"/>
+        </w:rPr>
+        <w:t xml:space="preserve"> (FTL), yaitu fungsi loss yang dirancang untuk mengutamakan recall. FTL dibangun di atas indeks Tversky yang memberi bobot asimetris terhadap kesalahan, sebagaimana ditunjukkan pada Persamaan (1).</w:t>
+      </w:r>
+    </w:p>
+    <w:p>
+      <w:pPr>
+        <w:spacing w:line="276" w:lineRule="auto"/>
+        <w:ind w:firstLine="0"/>
+        <w:rPr>
+          <w:sz w:val="22"/>
+          <w:szCs w:val="22"/>
+        </w:rPr>
+      </w:pPr>
+      <m:oMathPara>
+        <m:oMath>
+          <m:r>
+            <w:rPr>
+              <w:rFonts w:ascii="Cambria Math" w:hAnsi="Cambria Math"/>
+              <w:sz w:val="22"/>
+              <w:szCs w:val="22"/>
+            </w:rPr>
+            <m:t>TI=</m:t>
+          </m:r>
+          <m:f>
+            <m:fPr>
+              <m:ctrlPr>
+                <w:rPr>
+                  <w:rFonts w:ascii="Cambria Math" w:hAnsi="Cambria Math"/>
+                  <w:sz w:val="22"/>
+                  <w:szCs w:val="22"/>
+                </w:rPr>
+              </m:ctrlPr>
+            </m:fPr>
+            <m:num>
+              <m:r>
+                <w:rPr>
+                  <w:rFonts w:ascii="Cambria Math" w:hAnsi="Cambria Math"/>
+                  <w:sz w:val="22"/>
+                  <w:szCs w:val="22"/>
+                </w:rPr>
+                <m:t>TP+ε</m:t>
+              </m:r>
+            </m:num>
+            <m:den>
+              <m:r>
+                <w:rPr>
+                  <w:rFonts w:ascii="Cambria Math" w:hAnsi="Cambria Math"/>
+                  <w:sz w:val="22"/>
+                  <w:szCs w:val="22"/>
+                </w:rPr>
+                <m:t>TP+α⋅FP+β⋅FN+ε</m:t>
+              </m:r>
+            </m:den>
+          </m:f>
+        </m:oMath>
+      </m:oMathPara>
+    </w:p>
+    <w:p>
+      <w:pPr>
+        <w:spacing w:line="276" w:lineRule="auto"/>
+        <w:ind w:firstLine="0"/>
+        <w:rPr>
+          <w:sz w:val="22"/>
+          <w:szCs w:val="22"/>
+        </w:rPr>
+      </w:pPr>
+    </w:p>
+    <w:p>
+      <w:pPr>
+        <w:spacing w:line="276" w:lineRule="auto"/>
+        <w:ind w:firstLine="0"/>
+        <w:rPr>
+          <w:sz w:val="22"/>
+          <w:szCs w:val="22"/>
+        </w:rPr>
+      </w:pPr>
+      <w:r>
+        <w:rPr>
+          <w:sz w:val="22"/>
+          <w:szCs w:val="22"/>
+        </w:rPr>
+        <w:t>dengan TP, FP, dan FN berturut-turut menyatakan true positive, false positive, dan false negative pada tingkat piksel, serta ε = 10⁻⁶ sebagai konstanta penstabil. Pada penelitian ini ditetapkan α = 0,3 dan β = 0,7, sehingga kesalahan false negative diberi bobot yang lebih besar daripada false positive. Penetapan bobot tersebut sejalan dengan konvensi notasi α dan β untuk false positive dan false negative pada keluarga focal loss [Yeung], sedangkan dasar pembobotan asimetris pada indeks Tversky mengacu pada [Salehi]. Selanjutnya, modulasi fokus diterapkan melalui eksponen γ sebagaimana Persamaan (2) [Abraham].</w:t>
+      </w:r>
+    </w:p>
+    <w:p>
+      <w:pPr>
+        <w:spacing w:line="276" w:lineRule="auto"/>
+        <w:ind w:firstLine="0"/>
+        <w:rPr>
+          <w:sz w:val="22"/>
+          <w:szCs w:val="22"/>
+        </w:rPr>
+      </w:pPr>
+      <m:oMathPara>
+        <m:oMath>
+          <m:sSub>
+            <m:sSubPr>
+              <m:ctrlPr>
+                <w:rPr>
+                  <w:rFonts w:ascii="Cambria Math" w:hAnsi="Cambria Math"/>
+                  <w:sz w:val="22"/>
+                  <w:szCs w:val="22"/>
+                </w:rPr>
+              </m:ctrlPr>
+            </m:sSubPr>
+            <m:e>
+              <m:r>
+                <w:rPr>
+                  <w:rFonts w:ascii="Cambria Math" w:hAnsi="Cambria Math"/>
+                  <w:sz w:val="22"/>
+                  <w:szCs w:val="22"/>
+                </w:rPr>
+                <m:t>L</m:t>
+              </m:r>
+            </m:e>
+            <m:sub>
+              <m:r>
+                <w:rPr>
+                  <w:rFonts w:ascii="Cambria Math" w:hAnsi="Cambria Math"/>
+                  <w:sz w:val="22"/>
+                  <w:szCs w:val="22"/>
+                </w:rPr>
+                <m:t>FTL</m:t>
+              </m:r>
+            </m:sub>
+          </m:sSub>
+          <m:r>
+            <w:rPr>
+              <w:rFonts w:ascii="Cambria Math" w:hAnsi="Cambria Math"/>
+              <w:sz w:val="22"/>
+              <w:szCs w:val="22"/>
+            </w:rPr>
+            <m:t>=</m:t>
+          </m:r>
+          <m:sSup>
+            <m:sSupPr>
+              <m:ctrlPr>
+                <w:rPr>
+                  <w:rFonts w:ascii="Cambria Math" w:hAnsi="Cambria Math"/>
+                  <w:sz w:val="22"/>
+                  <w:szCs w:val="22"/>
+                </w:rPr>
+              </m:ctrlPr>
+            </m:sSupPr>
+            <m:e>
+              <m:d>
+                <m:dPr>
+                  <m:ctrlPr>
+                    <w:rPr>
+                      <w:rFonts w:ascii="Cambria Math" w:hAnsi="Cambria Math"/>
+                      <w:sz w:val="22"/>
+                      <w:szCs w:val="22"/>
+                    </w:rPr>
+                  </m:ctrlPr>
+                </m:dPr>
+                <m:e>
+                  <m:r>
+                    <w:rPr>
+                      <w:rFonts w:ascii="Cambria Math" w:hAnsi="Cambria Math"/>
+                      <w:sz w:val="22"/>
+                      <w:szCs w:val="22"/>
+                    </w:rPr>
+                    <m:t>1-TI</m:t>
+                  </m:r>
+                </m:e>
+              </m:d>
+            </m:e>
+            <m:sup>
+              <m:r>
+                <w:rPr>
+                  <w:rFonts w:ascii="Cambria Math" w:hAnsi="Cambria Math"/>
+                  <w:sz w:val="22"/>
+                  <w:szCs w:val="22"/>
+                </w:rPr>
+                <m:t>γ</m:t>
+              </m:r>
+            </m:sup>
+          </m:sSup>
+        </m:oMath>
+      </m:oMathPara>
+    </w:p>
+    <w:p>
+      <w:pPr>
+        <w:spacing w:line="276" w:lineRule="auto"/>
+        <w:ind w:firstLine="0"/>
+        <w:rPr>
+          <w:sz w:val="22"/>
+          <w:szCs w:val="22"/>
+        </w:rPr>
+      </w:pPr>
+    </w:p>
+    <w:p>
+      <w:pPr>
+        <w:spacing w:line="276" w:lineRule="auto"/>
+        <w:ind w:firstLine="0"/>
+        <w:rPr>
+          <w:sz w:val="22"/>
+          <w:szCs w:val="22"/>
+        </w:rPr>
+      </w:pPr>
+      <w:r>
+        <w:rPr>
+          <w:sz w:val="22"/>
+          <w:szCs w:val="22"/>
+        </w:rPr>
+        <w:t>dengan γ = 1,33. Nilai γ yang lebih besar dari satu mengarahkan pelatihan agar lebih menekankan piksel yang sulit diklasifikasikan. Kombinasi bobot β &gt; α dan modulasi fokus inilah yang secara desain mendorong model untuk mengutamakan recall.</w:t>
+      </w:r>
+    </w:p>
+    <w:p>
+      <w:pPr>
+        <w:spacing w:line="276" w:lineRule="auto"/>
+        <w:ind w:firstLine="0"/>
+        <w:rPr>
+          <w:sz w:val="22"/>
+          <w:szCs w:val="22"/>
+        </w:rPr>
+      </w:pPr>
+    </w:p>
+    <w:p>
+      <w:pPr>
+        <w:spacing w:line="276" w:lineRule="auto"/>
+        <w:ind w:firstLine="0"/>
+        <w:rPr>
+          <w:sz w:val="22"/>
+          <w:szCs w:val="22"/>
+        </w:rPr>
+      </w:pPr>
+      <w:r>
+        <w:rPr>
+          <w:sz w:val="22"/>
+          <w:szCs w:val="22"/>
+        </w:rPr>
+        <w:t xml:space="preserve">Pelatihan dilakukan dalam dua fase dengan </w:t>
+      </w:r>
+      <w:r>
+        <w:rPr>
+          <w:i/>
+          <w:iCs/>
+          <w:sz w:val="22"/>
+          <w:szCs w:val="22"/>
+        </w:rPr>
+        <w:t>optimizer</w:t>
+      </w:r>
+      <w:r>
+        <w:rPr>
+          <w:sz w:val="22"/>
+          <w:szCs w:val="22"/>
+        </w:rPr>
+        <w:t xml:space="preserve"> Adam dan ukuran </w:t>
+      </w:r>
+      <w:r>
+        <w:rPr>
+          <w:i/>
+          <w:iCs/>
+          <w:sz w:val="22"/>
+          <w:szCs w:val="22"/>
+        </w:rPr>
+        <w:t>batch</w:t>
+      </w:r>
+      <w:r>
+        <w:rPr>
+          <w:sz w:val="22"/>
+          <w:szCs w:val="22"/>
+        </w:rPr>
+        <w:t xml:space="preserve"> 8. Pada fase pertama, seluruh lapisan </w:t>
+      </w:r>
+      <w:r>
+        <w:rPr>
+          <w:i/>
+          <w:iCs/>
+          <w:sz w:val="22"/>
+          <w:szCs w:val="22"/>
+        </w:rPr>
+        <w:t>encoder</w:t>
+      </w:r>
+      <w:r>
+        <w:rPr>
+          <w:sz w:val="22"/>
+          <w:szCs w:val="22"/>
+        </w:rPr>
+        <w:t xml:space="preserve"> ResNet50 dibekukan, sehingga hanya bagian </w:t>
+      </w:r>
+      <w:r>
+        <w:rPr>
+          <w:i/>
+          <w:iCs/>
+          <w:sz w:val="22"/>
+          <w:szCs w:val="22"/>
+        </w:rPr>
+        <w:t>decoder</w:t>
+      </w:r>
+      <w:r>
+        <w:rPr>
+          <w:sz w:val="22"/>
+          <w:szCs w:val="22"/>
+        </w:rPr>
+        <w:t xml:space="preserve"> dan </w:t>
+      </w:r>
+      <w:r>
+        <w:rPr>
+          <w:i/>
+          <w:iCs/>
+          <w:sz w:val="22"/>
+          <w:szCs w:val="22"/>
+        </w:rPr>
+        <w:t>attention gate</w:t>
+      </w:r>
+      <w:r>
+        <w:rPr>
+          <w:sz w:val="22"/>
+          <w:szCs w:val="22"/>
+        </w:rPr>
+        <w:t xml:space="preserve"> yang dilatih. Fase ini menggunakan </w:t>
+      </w:r>
+      <w:r>
+        <w:rPr>
+          <w:sz w:val="22"/>
+          <w:szCs w:val="22"/>
+        </w:rPr>
+        <w:t xml:space="preserve">laju pembelajaran 0,001 dan berjalan paling banyak 50 </w:t>
+      </w:r>
+      <w:r>
+        <w:rPr>
+          <w:i/>
+          <w:iCs/>
+          <w:sz w:val="22"/>
+          <w:szCs w:val="22"/>
+        </w:rPr>
+        <w:t>epoch</w:t>
+      </w:r>
+      <w:r>
+        <w:rPr>
+          <w:sz w:val="22"/>
+          <w:szCs w:val="22"/>
+        </w:rPr>
+        <w:t>. Penghentian dini (</w:t>
+      </w:r>
+      <w:r>
+        <w:rPr>
+          <w:i/>
+          <w:iCs/>
+          <w:sz w:val="22"/>
+          <w:szCs w:val="22"/>
+        </w:rPr>
+        <w:t>early stopping</w:t>
+      </w:r>
+      <w:r>
+        <w:rPr>
+          <w:sz w:val="22"/>
+          <w:szCs w:val="22"/>
+        </w:rPr>
+        <w:t>) memantau nilai IoU validasi dengan kesabaran (</w:t>
+      </w:r>
+      <w:r>
+        <w:rPr>
+          <w:i/>
+          <w:iCs/>
+          <w:sz w:val="22"/>
+          <w:szCs w:val="22"/>
+        </w:rPr>
+        <w:t>patience</w:t>
+      </w:r>
+      <w:r>
+        <w:rPr>
+          <w:sz w:val="22"/>
+          <w:szCs w:val="22"/>
+        </w:rPr>
+        <w:t xml:space="preserve">) 8 </w:t>
+      </w:r>
+      <w:r>
+        <w:rPr>
+          <w:i/>
+          <w:iCs/>
+          <w:sz w:val="22"/>
+          <w:szCs w:val="22"/>
+        </w:rPr>
+        <w:t>epoch</w:t>
+      </w:r>
+      <w:r>
+        <w:rPr>
+          <w:sz w:val="22"/>
+          <w:szCs w:val="22"/>
+        </w:rPr>
+        <w:t xml:space="preserve"> dan mengembalikan bobot terbaik, sedangkan </w:t>
+      </w:r>
+      <w:r>
+        <w:rPr>
+          <w:i/>
+          <w:iCs/>
+          <w:sz w:val="22"/>
+          <w:szCs w:val="22"/>
+        </w:rPr>
+        <w:t>ReduceLROnPlateau</w:t>
+      </w:r>
+      <w:r>
+        <w:rPr>
+          <w:sz w:val="22"/>
+          <w:szCs w:val="22"/>
+        </w:rPr>
+        <w:t xml:space="preserve"> menurunkan laju pembelajaran dengan faktor 0,5 (</w:t>
+      </w:r>
+      <w:r>
+        <w:rPr>
+          <w:i/>
+          <w:iCs/>
+          <w:sz w:val="22"/>
+          <w:szCs w:val="22"/>
+        </w:rPr>
+        <w:t>patience</w:t>
+      </w:r>
+      <w:r>
+        <w:rPr>
+          <w:sz w:val="22"/>
+          <w:szCs w:val="22"/>
+        </w:rPr>
+        <w:t xml:space="preserve"> 3, batas bawah 10⁻⁶) ketika </w:t>
+      </w:r>
+      <w:r>
+        <w:rPr>
+          <w:i/>
+          <w:iCs/>
+          <w:sz w:val="22"/>
+          <w:szCs w:val="22"/>
+        </w:rPr>
+        <w:t>loss</w:t>
+      </w:r>
+      <w:r>
+        <w:rPr>
+          <w:sz w:val="22"/>
+          <w:szCs w:val="22"/>
+        </w:rPr>
+        <w:t xml:space="preserve"> validasi tidak membaik. Selanjutnya, pada fase kedua, seluruh lapisan dibuka (</w:t>
+      </w:r>
+      <w:r>
+        <w:rPr>
+          <w:i/>
+          <w:iCs/>
+          <w:sz w:val="22"/>
+          <w:szCs w:val="22"/>
+        </w:rPr>
+        <w:t>unfreeze</w:t>
+      </w:r>
+      <w:r>
+        <w:rPr>
+          <w:sz w:val="22"/>
+          <w:szCs w:val="22"/>
+        </w:rPr>
+        <w:t xml:space="preserve">) untuk penyempurnaan menyeluruh dengan laju pembelajaran kecil 0,00001 agar bobot pra-latih tidak rusak. Fase ini juga berjalan paling banyak 50 </w:t>
+      </w:r>
+      <w:r>
+        <w:rPr>
+          <w:i/>
+          <w:iCs/>
+          <w:sz w:val="22"/>
+          <w:szCs w:val="22"/>
+        </w:rPr>
+        <w:t>epoch</w:t>
+      </w:r>
+      <w:r>
+        <w:rPr>
+          <w:sz w:val="22"/>
+          <w:szCs w:val="22"/>
+        </w:rPr>
+        <w:t xml:space="preserve">, dengan </w:t>
+      </w:r>
+      <w:r>
+        <w:rPr>
+          <w:i/>
+          <w:iCs/>
+          <w:sz w:val="22"/>
+          <w:szCs w:val="22"/>
+        </w:rPr>
+        <w:t>early stopping</w:t>
+      </w:r>
+      <w:r>
+        <w:rPr>
+          <w:sz w:val="22"/>
+          <w:szCs w:val="22"/>
+        </w:rPr>
+        <w:t xml:space="preserve"> berkesabaran 12 </w:t>
+      </w:r>
+      <w:r>
+        <w:rPr>
+          <w:i/>
+          <w:iCs/>
+          <w:sz w:val="22"/>
+          <w:szCs w:val="22"/>
+        </w:rPr>
+        <w:t>epoch</w:t>
+      </w:r>
+      <w:r>
+        <w:rPr>
+          <w:sz w:val="22"/>
+          <w:szCs w:val="22"/>
+        </w:rPr>
+        <w:t xml:space="preserve"> dan </w:t>
+      </w:r>
+      <w:r>
+        <w:rPr>
+          <w:i/>
+          <w:iCs/>
+          <w:sz w:val="22"/>
+          <w:szCs w:val="22"/>
+        </w:rPr>
+        <w:t>ReduceLROnPlateau</w:t>
+      </w:r>
+      <w:r>
+        <w:rPr>
+          <w:sz w:val="22"/>
+          <w:szCs w:val="22"/>
+        </w:rPr>
+        <w:t xml:space="preserve"> berfaktor 0,5 (</w:t>
+      </w:r>
+      <w:r>
+        <w:rPr>
+          <w:i/>
+          <w:iCs/>
+          <w:sz w:val="22"/>
+          <w:szCs w:val="22"/>
+        </w:rPr>
+        <w:t>patience</w:t>
+      </w:r>
+      <w:r>
+        <w:rPr>
+          <w:sz w:val="22"/>
+          <w:szCs w:val="22"/>
+        </w:rPr>
+        <w:t xml:space="preserve"> 5, batas bawah 10⁻⁷)</w:t>
+      </w:r>
+      <w:r>
+        <w:rPr>
+          <w:sz w:val="22"/>
+          <w:szCs w:val="22"/>
+        </w:rPr>
+        <w:t>.</w:t>
+      </w:r>
+    </w:p>
+    <w:p>
+      <w:pPr>
+        <w:pStyle w:val="Heading3"/>
+        <w:spacing w:before="360" w:line="276" w:lineRule="auto"/>
+        <w:ind w:left="0" w:firstLine="0"/>
+        <w:rPr>
+          <w:i/>
+          <w:iCs/>
+          <w:sz w:val="24"/>
+          <w:szCs w:val="24"/>
+        </w:rPr>
+      </w:pPr>
+      <w:r>
+        <w:rPr>
+          <w:i/>
+          <w:iCs/>
+          <w:sz w:val="24"/>
+          <w:szCs w:val="24"/>
+        </w:rPr>
+        <w:t>Skema Evaluasi</w:t>
+      </w:r>
+    </w:p>
+    <w:p>
+      <w:pPr>
+        <w:spacing w:line="276" w:lineRule="auto"/>
+        <w:ind w:firstLine="0"/>
+        <w:rPr>
+          <w:sz w:val="22"/>
+          <w:szCs w:val="22"/>
+        </w:rPr>
+      </w:pPr>
+      <w:r>
+        <w:rPr>
+          <w:sz w:val="22"/>
+          <w:szCs w:val="22"/>
+        </w:rPr>
+        <w:t>Keluaran model berupa peta probabilitas yang perlu diambangkan menjadi prediksi biner. Nilai ambang ditentukan melalui pencarian grid dari 0,25 hingga 0,80 dengan langkah 0,05, dan ambang yang memberikan IoU agregat tertinggi pada set validasi dipilih sebagai ambang akhir. Kinerja model kemudian diukur menggunakan empat metrik segmentasi, mencakup precision, recall, F1-score, dan Intersection over Union (IoU). Keempat metrik tersebut dihitung dari jumlah prediksi yang tepat maupun keliru pada tingkat piksel, yaitu true positive, false positive, dan false negative, sebagaimana ditunjukkan pada Persamaan (3) sampai (6).</w:t>
+      </w:r>
+    </w:p>
+    <w:p>
+      <w:pPr>
+        <w:spacing w:line="276" w:lineRule="auto"/>
+        <w:ind w:firstLine="0"/>
+        <w:rPr>
+          <w:sz w:val="22"/>
+          <w:szCs w:val="22"/>
+        </w:rPr>
+      </w:pPr>
+    </w:p>
+    <w:p>
+      <w:pPr>
+        <w:spacing w:line="276" w:lineRule="auto"/>
+        <w:ind w:firstLine="0"/>
+        <w:rPr>
+          <w:sz w:val="22"/>
+          <w:szCs w:val="22"/>
+        </w:rPr>
+      </w:pPr>
+      <m:oMathPara>
+        <m:oMath>
+          <m:d>
+            <m:dPr>
+              <m:ctrlPr>
+                <w:rPr>
+                  <w:rFonts w:ascii="Cambria Math" w:hAnsi="Cambria Math"/>
+                  <w:sz w:val="22"/>
+                  <w:szCs w:val="22"/>
+                </w:rPr>
+              </m:ctrlPr>
+            </m:dPr>
+            <m:e>
+              <m:r>
+                <w:rPr>
+                  <w:rFonts w:ascii="Cambria Math" w:hAnsi="Cambria Math"/>
+                  <w:sz w:val="22"/>
+                  <w:szCs w:val="22"/>
+                </w:rPr>
+                <m:t>3</m:t>
+              </m:r>
+            </m:e>
+          </m:d>
+          <m:r>
+            <w:rPr>
+              <w:rFonts w:ascii="Cambria Math" w:hAnsi="Cambria Math"/>
+              <w:sz w:val="22"/>
+              <w:szCs w:val="22"/>
+            </w:rPr>
+            <m:t>Precision=</m:t>
+          </m:r>
+          <m:f>
+            <m:fPr>
+              <m:ctrlPr>
+                <w:rPr>
+                  <w:rFonts w:ascii="Cambria Math" w:hAnsi="Cambria Math"/>
+                  <w:sz w:val="22"/>
+                  <w:szCs w:val="22"/>
+                </w:rPr>
+              </m:ctrlPr>
+            </m:fPr>
+            <m:num>
+              <m:r>
+                <w:rPr>
+                  <w:rFonts w:ascii="Cambria Math" w:hAnsi="Cambria Math"/>
+                  <w:sz w:val="22"/>
+                  <w:szCs w:val="22"/>
+                </w:rPr>
+                <m:t>TP</m:t>
+              </m:r>
+            </m:num>
+            <m:den>
+              <m:r>
+                <w:rPr>
+                  <w:rFonts w:ascii="Cambria Math" w:hAnsi="Cambria Math"/>
+                  <w:sz w:val="22"/>
+                  <w:szCs w:val="22"/>
+                </w:rPr>
+                <m:t>TP+FP</m:t>
+              </m:r>
+            </m:den>
+          </m:f>
+        </m:oMath>
+      </m:oMathPara>
+    </w:p>
+    <w:p>
+      <w:pPr>
+        <w:spacing w:line="276" w:lineRule="auto"/>
+        <w:ind w:firstLine="0"/>
+        <w:rPr>
+          <w:sz w:val="22"/>
+          <w:szCs w:val="22"/>
+        </w:rPr>
+      </w:pPr>
+    </w:p>
+    <w:p>
+      <w:pPr>
+        <w:spacing w:line="276" w:lineRule="auto"/>
+        <w:ind w:firstLine="0"/>
+        <w:rPr>
+          <w:sz w:val="22"/>
+          <w:szCs w:val="22"/>
+        </w:rPr>
+      </w:pPr>
+      <m:oMathPara>
+        <m:oMath>
+          <m:d>
+            <m:dPr>
+              <m:ctrlPr>
+                <w:rPr>
+                  <w:rFonts w:ascii="Cambria Math" w:hAnsi="Cambria Math"/>
+                  <w:sz w:val="22"/>
+                  <w:szCs w:val="22"/>
+                </w:rPr>
+              </m:ctrlPr>
+            </m:dPr>
+            <m:e>
+              <m:r>
+                <w:rPr>
+                  <w:rFonts w:ascii="Cambria Math" w:hAnsi="Cambria Math"/>
+                  <w:sz w:val="22"/>
+                  <w:szCs w:val="22"/>
+                </w:rPr>
+                <m:t>4</m:t>
+              </m:r>
+            </m:e>
+          </m:d>
+          <m:r>
+            <w:rPr>
+              <w:rFonts w:ascii="Cambria Math" w:hAnsi="Cambria Math"/>
+              <w:sz w:val="22"/>
+              <w:szCs w:val="22"/>
+            </w:rPr>
+            <m:t>Recall=</m:t>
+          </m:r>
+          <m:f>
+            <m:fPr>
+              <m:ctrlPr>
+                <w:rPr>
+                  <w:rFonts w:ascii="Cambria Math" w:hAnsi="Cambria Math"/>
+                  <w:sz w:val="22"/>
+                  <w:szCs w:val="22"/>
+                </w:rPr>
+              </m:ctrlPr>
+            </m:fPr>
+            <m:num>
+              <m:r>
+                <w:rPr>
+                  <w:rFonts w:ascii="Cambria Math" w:hAnsi="Cambria Math"/>
+                  <w:sz w:val="22"/>
+                  <w:szCs w:val="22"/>
+                </w:rPr>
+                <m:t>TP</m:t>
+              </m:r>
+            </m:num>
+            <m:den>
+              <m:r>
+                <w:rPr>
+                  <w:rFonts w:ascii="Cambria Math" w:hAnsi="Cambria Math"/>
+                  <w:sz w:val="22"/>
+                  <w:szCs w:val="22"/>
+                </w:rPr>
+                <m:t>TP+FN</m:t>
+              </m:r>
+            </m:den>
+          </m:f>
+        </m:oMath>
+      </m:oMathPara>
+    </w:p>
+    <w:p>
+      <w:pPr>
+        <w:spacing w:line="276" w:lineRule="auto"/>
+        <w:ind w:firstLine="0"/>
+        <w:rPr>
+          <w:sz w:val="22"/>
+          <w:szCs w:val="22"/>
+        </w:rPr>
+      </w:pPr>
+    </w:p>
+    <w:p>
+      <w:pPr>
+        <w:spacing w:line="276" w:lineRule="auto"/>
+        <w:ind w:firstLine="0"/>
+        <w:rPr>
+          <w:sz w:val="22"/>
+          <w:szCs w:val="22"/>
+        </w:rPr>
+      </w:pPr>
+      <m:oMathPara>
+        <m:oMath>
+          <m:d>
+            <m:dPr>
+              <m:ctrlPr>
+                <w:rPr>
+                  <w:rFonts w:ascii="Cambria Math" w:hAnsi="Cambria Math"/>
+                  <w:sz w:val="22"/>
+                  <w:szCs w:val="22"/>
+                </w:rPr>
+              </m:ctrlPr>
+            </m:dPr>
+            <m:e>
+              <m:r>
+                <w:rPr>
+                  <w:rFonts w:ascii="Cambria Math" w:hAnsi="Cambria Math"/>
+                  <w:sz w:val="22"/>
+                  <w:szCs w:val="22"/>
+                </w:rPr>
+                <m:t>5</m:t>
+              </m:r>
+            </m:e>
+          </m:d>
+          <m:r>
+            <w:rPr>
+              <w:rFonts w:ascii="Cambria Math" w:hAnsi="Cambria Math"/>
+              <w:sz w:val="22"/>
+              <w:szCs w:val="22"/>
+            </w:rPr>
+            <m:t>F1=</m:t>
+          </m:r>
+          <m:f>
+            <m:fPr>
+              <m:ctrlPr>
+                <w:rPr>
+                  <w:rFonts w:ascii="Cambria Math" w:hAnsi="Cambria Math"/>
+                  <w:sz w:val="22"/>
+                  <w:szCs w:val="22"/>
+                </w:rPr>
+              </m:ctrlPr>
+            </m:fPr>
+            <m:num>
+              <m:r>
+                <w:rPr>
+                  <w:rFonts w:ascii="Cambria Math" w:hAnsi="Cambria Math"/>
+                  <w:sz w:val="22"/>
+                  <w:szCs w:val="22"/>
+                </w:rPr>
+                <m:t>2⋅TP</m:t>
+              </m:r>
+            </m:num>
+            <m:den>
+              <m:r>
+                <w:rPr>
+                  <w:rFonts w:ascii="Cambria Math" w:hAnsi="Cambria Math"/>
+                  <w:sz w:val="22"/>
+                  <w:szCs w:val="22"/>
+                </w:rPr>
+                <m:t>2⋅TP+FP+FN</m:t>
+              </m:r>
+            </m:den>
+          </m:f>
+        </m:oMath>
+      </m:oMathPara>
+    </w:p>
+    <w:p>
+      <w:pPr>
+        <w:spacing w:line="276" w:lineRule="auto"/>
+        <w:ind w:firstLine="0"/>
+        <w:rPr>
+          <w:sz w:val="22"/>
+          <w:szCs w:val="22"/>
+        </w:rPr>
+      </w:pPr>
+    </w:p>
+    <w:p>
+      <w:pPr>
+        <w:spacing w:line="276" w:lineRule="auto"/>
+        <w:ind w:firstLine="0"/>
+        <w:rPr>
+          <w:sz w:val="22"/>
+          <w:szCs w:val="22"/>
+        </w:rPr>
+      </w:pPr>
+      <m:oMathPara>
+        <m:oMath>
+          <m:d>
+            <m:dPr>
+              <m:ctrlPr>
+                <w:rPr>
+                  <w:rFonts w:ascii="Cambria Math" w:hAnsi="Cambria Math"/>
+                  <w:sz w:val="22"/>
+                  <w:szCs w:val="22"/>
+                </w:rPr>
+              </m:ctrlPr>
+            </m:dPr>
+            <m:e>
+              <m:r>
+                <w:rPr>
+                  <w:rFonts w:ascii="Cambria Math" w:hAnsi="Cambria Math"/>
+                  <w:sz w:val="22"/>
+                  <w:szCs w:val="22"/>
+                </w:rPr>
+                <m:t>6</m:t>
+              </m:r>
+            </m:e>
+          </m:d>
+          <m:r>
+            <w:rPr>
+              <w:rFonts w:ascii="Cambria Math" w:hAnsi="Cambria Math"/>
+              <w:sz w:val="22"/>
+              <w:szCs w:val="22"/>
+            </w:rPr>
+            <m:t>IoU=</m:t>
+          </m:r>
+          <m:f>
+            <m:fPr>
+              <m:ctrlPr>
+                <w:rPr>
+                  <w:rFonts w:ascii="Cambria Math" w:hAnsi="Cambria Math"/>
+                  <w:sz w:val="22"/>
+                  <w:szCs w:val="22"/>
+                </w:rPr>
+              </m:ctrlPr>
+            </m:fPr>
+            <m:num>
+              <m:r>
+                <w:rPr>
+                  <w:rFonts w:ascii="Cambria Math" w:hAnsi="Cambria Math"/>
+                  <w:sz w:val="22"/>
+                  <w:szCs w:val="22"/>
+                </w:rPr>
+                <m:t>TP</m:t>
+              </m:r>
+            </m:num>
+            <m:den>
+              <m:r>
+                <w:rPr>
+                  <w:rFonts w:ascii="Cambria Math" w:hAnsi="Cambria Math"/>
+                  <w:sz w:val="22"/>
+                  <w:szCs w:val="22"/>
+                </w:rPr>
+                <m:t>TP+FP+FN</m:t>
+              </m:r>
+            </m:den>
+          </m:f>
+        </m:oMath>
+      </m:oMathPara>
+    </w:p>
+    <w:p>
+      <w:pPr>
+        <w:spacing w:line="276" w:lineRule="auto"/>
+        <w:ind w:firstLine="0"/>
+        <w:rPr>
+          <w:sz w:val="22"/>
+          <w:szCs w:val="22"/>
+        </w:rPr>
+      </w:pPr>
+    </w:p>
+    <w:p>
+      <w:pPr>
+        <w:spacing w:line="276" w:lineRule="auto"/>
+        <w:ind w:firstLine="0"/>
+        <w:rPr>
+          <w:sz w:val="22"/>
+          <w:szCs w:val="22"/>
+        </w:rPr>
+      </w:pPr>
+    </w:p>
+    <w:p>
+      <w:pPr>
+        <w:spacing w:line="276" w:lineRule="auto"/>
+        <w:ind w:firstLine="0"/>
+        <w:rPr>
+          <w:sz w:val="22"/>
+          <w:szCs w:val="22"/>
+        </w:rPr>
+      </w:pPr>
+      <w:r>
+        <w:rPr>
+          <w:sz w:val="22"/>
+          <w:szCs w:val="22"/>
+        </w:rPr>
+        <w:t xml:space="preserve">Untuk menilai keandalan sekaligus keterulangan hasil, pelatihan diulang menggunakan tiga seed acak (42, 123, dan 2024), dan kinerjanya </w:t>
+      </w:r>
+      <w:r>
+        <w:rPr>
+          <w:sz w:val="22"/>
+          <w:szCs w:val="22"/>
+        </w:rPr>
+        <w:lastRenderedPageBreak/>
+        <w:t>dilaporkan dalam bentuk rerata, simpangan baku, serta selang kepercayaan 95 persen [Maxwell]. Adapun penetapan seed global pada PYTHONHASHSEED, pustaka random, NumPy, dan TensorFlow diterapkan agar setiap proses pelatihan dapat diulang dengan hasil yang sama (direproduksi).</w:t>
+      </w:r>
+    </w:p>
+    <w:p>
+      <w:pPr>
+        <w:spacing w:line="276" w:lineRule="auto"/>
+        <w:ind w:firstLine="0"/>
+        <w:rPr>
+          <w:sz w:val="22"/>
+          <w:szCs w:val="22"/>
+        </w:rPr>
+      </w:pPr>
+    </w:p>
+    <w:p>
+      <w:pPr>
+        <w:spacing w:line="276" w:lineRule="auto"/>
+        <w:ind w:firstLine="0"/>
+        <w:rPr>
+          <w:sz w:val="22"/>
+          <w:szCs w:val="22"/>
+        </w:rPr>
+      </w:pPr>
+      <w:r>
+        <w:rPr>
+          <w:sz w:val="22"/>
+          <w:szCs w:val="22"/>
+        </w:rPr>
+        <w:t>Kontribusi tiap komponen diisolasi melalui studi ablasi dengan rancangan faktorial 2×2 yang menyilangkan dua faktor, yaitu keberadaan attention gate (dengan atau tanpa) dan pilihan fungsi loss (Dice Loss atau Focal Tversky Loss). Penyilangan tersebut menghasilkan empat varian: (1) Varian A tanpa attention dengan Dice Loss; (2) Varian B tanpa attention dengan Focal Tversky Loss; (3) Varian C dengan attention dan Dice Loss; serta (4) Varian D dengan attention dan Focal Tversky Loss. Varian D merupakan model usulan yang memadukan attention gate dengan loss berorientasi recall. Seluruh varian dilatih dan dievaluasi melalui prosedur identik agar perbandingan antarvarian tetap adil.</w:t>
+      </w:r>
+    </w:p>
+    <w:p>
+      <w:pPr>
+        <w:pStyle w:val="Heading3"/>
+        <w:spacing w:before="360" w:line="276" w:lineRule="auto"/>
+        <w:ind w:left="0" w:firstLine="0"/>
+        <w:rPr>
           <w:smallCaps/>
           <w:sz w:val="24"/>
           <w:szCs w:val="24"/>
@@ -1461,11 +2913,7 @@
         <w:ind w:firstLine="0"/>
       </w:pPr>
       <w:r>
-        <w:t xml:space="preserve">Menjelaskan proses pengolahan, pembuatan dan apa saja yang berhubungan dengan hasil penelitian misalnya </w:t>
-      </w:r>
-      <w:r>
-        <w:lastRenderedPageBreak/>
-        <w:t>seperti dibawah ini :</w:t>
+        <w:t>Menjelaskan proses pengolahan, pembuatan dan apa saja yang berhubungan dengan hasil penelitian misalnya seperti dibawah ini :</w:t>
       </w:r>
     </w:p>
     <w:p>
@@ -3846,7 +5294,14 @@
           <w:sz w:val="24"/>
           <w:szCs w:val="24"/>
         </w:rPr>
-        <w:t>Ikuti bentuk dan penamaan tabel seperti di atas, tabel tanpa garis vertikal, jika tabel terlalu banyak kolom maka boleh menggunakan margin 1 kolom saja untuk tabel tersebut seperti contoh table 2 dibawah ini</w:t>
+        <w:t xml:space="preserve">Ikuti bentuk dan penamaan tabel seperti di atas, tabel tanpa garis vertikal, jika tabel terlalu </w:t>
+      </w:r>
+      <w:r>
+        <w:rPr>
+          <w:sz w:val="24"/>
+          <w:szCs w:val="24"/>
+        </w:rPr>
+        <w:t>banyak kolom maka boleh menggunakan margin 1 kolom saja untuk tabel tersebut seperti contoh table 2 dibawah ini</w:t>
       </w:r>
     </w:p>
     <w:p>
@@ -5115,7 +6570,10 @@
         <w:ind w:left="284" w:hanging="284"/>
       </w:pPr>
       <w:r>
-        <w:t>Memuat 90% referensi dari sumber jurnal dan 10% dari sumber buku atau lainnya</w:t>
+        <w:t xml:space="preserve">Memuat 90% referensi dari sumber jurnal dan 10% </w:t>
+      </w:r>
+      <w:r>
+        <w:t>dari sumber buku atau lainnya</w:t>
       </w:r>
     </w:p>
     <w:p>
@@ -6821,7 +8279,6 @@
   <w:style w:type="character" w:default="1" w:styleId="DefaultParagraphFont">
     <w:name w:val="Default Paragraph Font"/>
     <w:uiPriority w:val="1"/>
-    <w:semiHidden/>
     <w:unhideWhenUsed/>
   </w:style>
   <w:style w:type="table" w:default="1" w:styleId="TableNormal">
@@ -7379,6 +8836,16 @@
       <w:tblStyleColBandSize w:val="1"/>
     </w:tblPr>
   </w:style>
+  <w:style w:type="character" w:styleId="PlaceholderText">
+    <w:name w:val="Placeholder Text"/>
+    <w:basedOn w:val="DefaultParagraphFont"/>
+    <w:uiPriority w:val="99"/>
+    <w:semiHidden/>
+    <w:rsid w:val="00E74916"/>
+    <w:rPr>
+      <w:color w:val="666666"/>
+    </w:rPr>
+  </w:style>
 </w:styles>
 </file>
 
@@ -7677,6 +9144,26 @@
 </a:theme>
 </file>
 
+<file path=word/webextensions/taskpanes.xml><?xml version="1.0" encoding="utf-8"?>
+<wetp:taskpanes xmlns:wetp="http://schemas.microsoft.com/office/webextensions/taskpanes/2010/11">
+  <wetp:taskpane dockstate="right" visibility="0" width="350" row="0">
+    <wetp:webextensionref xmlns:r="http://schemas.openxmlformats.org/officeDocument/2006/relationships" r:id="rId1"/>
+  </wetp:taskpane>
+</wetp:taskpanes>
+</file>
+
+<file path=word/webextensions/webextension1.xml><?xml version="1.0" encoding="utf-8"?>
+<we:webextension xmlns:we="http://schemas.microsoft.com/office/webextensions/webextension/2010/11" id="{B9C95A1F-8B74-4D4C-BB32-FB29DC9D1F96}">
+  <we:reference id="wa200007708" version="3.0.0.2" store="en-US" storeType="OMEX"/>
+  <we:alternateReferences>
+    <we:reference id="WA200007708" version="3.0.0.2" store="" storeType="OMEX"/>
+  </we:alternateReferences>
+  <we:properties/>
+  <we:bindings/>
+  <we:snapshot xmlns:r="http://schemas.openxmlformats.org/officeDocument/2006/relationships"/>
+</we:webextension>
+</file>
+
 <file path=customXml/item1.xml><?xml version="1.0" encoding="utf-8"?>
 <go:gDocsCustomXmlDataStorage xmlns:go="http://customooxmlschemas.google.com/" xmlns:r="http://schemas.openxmlformats.org/officeDocument/2006/relationships" uri="GoogleDocsCustomDataVersion2">
   <go:docsCustomData xmlns:go="http://customooxmlschemas.google.com/" roundtripDataSignature="AMtx7miRGpwCsdhrJouk0pJfIvVM1cN1Bw==">CgMxLjAyCGguZ2pkZ3hzOAByITFiLWEwcUstdENoa09pZEVVeTFXbGZXWU1tMG9DclZqaA==</go:docsCustomData>
